--- a/courseware/LP-Wireshark Network Analysis Masterclass (C1123).docx
+++ b/courseware/LP-Wireshark Network Analysis Masterclass (C1123).docx
@@ -179,7 +179,7 @@
           <w:color w:val="1F6FEB"/>
           <w:sz w:val="24"/>
         </w:rPr>
-        <w:t>Version 4.0</w:t>
+        <w:t>Version 5.0</w:t>
       </w:r>
     </w:p>
     <w:p>
@@ -323,6 +323,64 @@
                 <w:sz w:val="19"/>
               </w:rPr>
               <w:t>Revised from the supplied v3 deck; current guidance, visuals and 18 self-contained labs.</w:t>
+            </w:r>
+          </w:p>
+        </w:tc>
+        <w:tc>
+          <w:tcPr>
+            <w:tcW w:type="dxa" w:w="2160"/>
+          </w:tcPr>
+          <w:p>
+            <w:r/>
+            <w:r>
+              <w:rPr>
+                <w:sz w:val="19"/>
+              </w:rPr>
+              <w:t>Dr. Alfred Ang</w:t>
+            </w:r>
+          </w:p>
+        </w:tc>
+      </w:tr>
+      <w:tr>
+        <w:tc>
+          <w:tcPr>
+            <w:tcW w:type="dxa" w:w="2160"/>
+          </w:tcPr>
+          <w:p>
+            <w:r/>
+            <w:r>
+              <w:rPr>
+                <w:sz w:val="19"/>
+              </w:rPr>
+              <w:t>5.0</w:t>
+            </w:r>
+          </w:p>
+        </w:tc>
+        <w:tc>
+          <w:tcPr>
+            <w:tcW w:type="dxa" w:w="2160"/>
+          </w:tcPr>
+          <w:p>
+            <w:r/>
+            <w:r>
+              <w:rPr>
+                <w:sz w:val="19"/>
+              </w:rPr>
+              <w:t>5 October 2026</w:t>
+            </w:r>
+          </w:p>
+        </w:tc>
+        <w:tc>
+          <w:tcPr>
+            <w:tcW w:type="dxa" w:w="2160"/>
+          </w:tcPr>
+          <w:p>
+            <w:r/>
+            <w:r>
+              <w:rPr>
+                <w:sz w:val="19"/>
+              </w:rPr>
+              <w:t>Deck rebuilt on the house non-WSQ engine (C735 design system): full admin opener, core-concepts section, reference diagrams re-presented as captioned visuals, TShark evidence visuals per lab, per-topic schedule with day dividers and breaks.</w:t>
             </w:r>
           </w:p>
         </w:tc>
@@ -493,7 +551,7 @@
         </w:rPr>
         <w:t>Day 3 — IP and transport diagnostics</w:t>
         <w:tab/>
-        <w:t>5</w:t>
+        <w:t>6</w:t>
       </w:r>
     </w:p>
     <w:p>
@@ -991,6 +1049,59 @@
         <w:tc>
           <w:tcPr>
             <w:tcW w:type="dxa" w:w="1656"/>
+            <w:shd w:val="clear" w:color="auto" w:fill="F3F5F8"/>
+          </w:tcPr>
+          <w:p>
+            <w:r/>
+            <w:r>
+              <w:rPr>
+                <w:rFonts w:ascii="Arial" w:hAnsi="Arial"/>
+                <w:b w:val="0"/>
+                <w:sz w:val="19"/>
+              </w:rPr>
+              <w:t>9:30–9:50</w:t>
+            </w:r>
+          </w:p>
+        </w:tc>
+        <w:tc>
+          <w:tcPr>
+            <w:tcW w:type="dxa" w:w="1296"/>
+            <w:shd w:val="clear" w:color="auto" w:fill="F3F5F8"/>
+          </w:tcPr>
+          <w:p>
+            <w:r/>
+            <w:r>
+              <w:rPr>
+                <w:rFonts w:ascii="Arial" w:hAnsi="Arial"/>
+                <w:b w:val="0"/>
+                <w:sz w:val="19"/>
+              </w:rPr>
+              <w:t>20 min</w:t>
+            </w:r>
+          </w:p>
+        </w:tc>
+        <w:tc>
+          <w:tcPr>
+            <w:tcW w:type="dxa" w:w="6840"/>
+            <w:shd w:val="clear" w:color="auto" w:fill="F3F5F8"/>
+          </w:tcPr>
+          <w:p>
+            <w:r/>
+            <w:r>
+              <w:rPr>
+                <w:rFonts w:ascii="Arial" w:hAnsi="Arial"/>
+                <w:b w:val="0"/>
+                <w:sz w:val="19"/>
+              </w:rPr>
+              <w:t>Welcome, trainer and learner introductions, ground rules, course objectives and lab setup check</w:t>
+            </w:r>
+          </w:p>
+        </w:tc>
+      </w:tr>
+      <w:tr>
+        <w:tc>
+          <w:tcPr>
+            <w:tcW w:type="dxa" w:w="1656"/>
             <w:shd w:val="clear" w:color="auto" w:fill="E8F0FE"/>
           </w:tcPr>
           <w:p>
@@ -1001,7 +1112,7 @@
                 <w:b/>
                 <w:sz w:val="19"/>
               </w:rPr>
-              <w:t>09:30–11:00</w:t>
+              <w:t>9:50–10:20</w:t>
             </w:r>
           </w:p>
         </w:tc>
@@ -1018,7 +1129,7 @@
                 <w:b w:val="0"/>
                 <w:sz w:val="19"/>
               </w:rPr>
-              <w:t>90 min</w:t>
+              <w:t>30 min</w:t>
             </w:r>
           </w:p>
         </w:tc>
@@ -1035,7 +1146,57 @@
                 <w:b/>
                 <w:sz w:val="19"/>
               </w:rPr>
-              <w:t>Concepts and demonstrations: topics 1, 2, 3, 4</w:t>
+              <w:t>Topic 1 — Introduction to Network Analysis and Wireshark (concepts + demonstration)</w:t>
+            </w:r>
+          </w:p>
+        </w:tc>
+      </w:tr>
+      <w:tr>
+        <w:tc>
+          <w:tcPr>
+            <w:tcW w:type="dxa" w:w="1656"/>
+          </w:tcPr>
+          <w:p>
+            <w:r/>
+            <w:r>
+              <w:rPr>
+                <w:rFonts w:ascii="Arial" w:hAnsi="Arial"/>
+                <w:b w:val="0"/>
+                <w:sz w:val="19"/>
+              </w:rPr>
+              <w:t>10:20–11:00</w:t>
+            </w:r>
+          </w:p>
+        </w:tc>
+        <w:tc>
+          <w:tcPr>
+            <w:tcW w:type="dxa" w:w="1296"/>
+          </w:tcPr>
+          <w:p>
+            <w:r/>
+            <w:r>
+              <w:rPr>
+                <w:rFonts w:ascii="Arial" w:hAnsi="Arial"/>
+                <w:b w:val="0"/>
+                <w:sz w:val="19"/>
+              </w:rPr>
+              <w:t>40 min</w:t>
+            </w:r>
+          </w:p>
+        </w:tc>
+        <w:tc>
+          <w:tcPr>
+            <w:tcW w:type="dxa" w:w="6840"/>
+          </w:tcPr>
+          <w:p>
+            <w:r/>
+            <w:r>
+              <w:rPr>
+                <w:rFonts w:ascii="Arial" w:hAnsi="Arial"/>
+                <w:b w:val="0"/>
+                <w:sz w:val="19"/>
+              </w:rPr>
+              <w:t>Hands-on: Lab 1: Establish a trace baseline</w:t>
             </w:r>
           </w:p>
         </w:tc>
@@ -1097,56 +1258,6 @@
         <w:tc>
           <w:tcPr>
             <w:tcW w:type="dxa" w:w="1656"/>
-          </w:tcPr>
-          <w:p>
-            <w:r/>
-            <w:r>
-              <w:rPr>
-                <w:rFonts w:ascii="Arial" w:hAnsi="Arial"/>
-                <w:b w:val="0"/>
-                <w:sz w:val="19"/>
-              </w:rPr>
-              <w:t>11:15–12:15</w:t>
-            </w:r>
-          </w:p>
-        </w:tc>
-        <w:tc>
-          <w:tcPr>
-            <w:tcW w:type="dxa" w:w="1296"/>
-          </w:tcPr>
-          <w:p>
-            <w:r/>
-            <w:r>
-              <w:rPr>
-                <w:rFonts w:ascii="Arial" w:hAnsi="Arial"/>
-                <w:b w:val="0"/>
-                <w:sz w:val="19"/>
-              </w:rPr>
-              <w:t>60 min</w:t>
-            </w:r>
-          </w:p>
-        </w:tc>
-        <w:tc>
-          <w:tcPr>
-            <w:tcW w:type="dxa" w:w="6840"/>
-          </w:tcPr>
-          <w:p>
-            <w:r/>
-            <w:r>
-              <w:rPr>
-                <w:rFonts w:ascii="Arial" w:hAnsi="Arial"/>
-                <w:b w:val="0"/>
-                <w:sz w:val="19"/>
-              </w:rPr>
-              <w:t>Lab 1: Establish a trace baseline; Lab 2: Plan capture placement; Lab 3: Create an analyst profile; Lab 4: Color and annotate evidence</w:t>
-            </w:r>
-          </w:p>
-        </w:tc>
-      </w:tr>
-      <w:tr>
-        <w:tc>
-          <w:tcPr>
-            <w:tcW w:type="dxa" w:w="1656"/>
             <w:shd w:val="clear" w:color="auto" w:fill="E8F0FE"/>
           </w:tcPr>
           <w:p>
@@ -1157,7 +1268,7 @@
                 <w:b/>
                 <w:sz w:val="19"/>
               </w:rPr>
-              <w:t>12:15–13:00</w:t>
+              <w:t>11:15–11:45</w:t>
             </w:r>
           </w:p>
         </w:tc>
@@ -1174,7 +1285,7 @@
                 <w:b w:val="0"/>
                 <w:sz w:val="19"/>
               </w:rPr>
-              <w:t>45 min</w:t>
+              <w:t>30 min</w:t>
             </w:r>
           </w:p>
         </w:tc>
@@ -1191,7 +1302,57 @@
                 <w:b/>
                 <w:sz w:val="19"/>
               </w:rPr>
-              <w:t>Evidence interpretation and worked examples</w:t>
+              <w:t>Topic 2 — Capture Methods and Capture Filters (concepts + demonstration)</w:t>
+            </w:r>
+          </w:p>
+        </w:tc>
+      </w:tr>
+      <w:tr>
+        <w:tc>
+          <w:tcPr>
+            <w:tcW w:type="dxa" w:w="1656"/>
+          </w:tcPr>
+          <w:p>
+            <w:r/>
+            <w:r>
+              <w:rPr>
+                <w:rFonts w:ascii="Arial" w:hAnsi="Arial"/>
+                <w:b w:val="0"/>
+                <w:sz w:val="19"/>
+              </w:rPr>
+              <w:t>11:45–13:00</w:t>
+            </w:r>
+          </w:p>
+        </w:tc>
+        <w:tc>
+          <w:tcPr>
+            <w:tcW w:type="dxa" w:w="1296"/>
+          </w:tcPr>
+          <w:p>
+            <w:r/>
+            <w:r>
+              <w:rPr>
+                <w:rFonts w:ascii="Arial" w:hAnsi="Arial"/>
+                <w:b w:val="0"/>
+                <w:sz w:val="19"/>
+              </w:rPr>
+              <w:t>75 min</w:t>
+            </w:r>
+          </w:p>
+        </w:tc>
+        <w:tc>
+          <w:tcPr>
+            <w:tcW w:type="dxa" w:w="6840"/>
+          </w:tcPr>
+          <w:p>
+            <w:r/>
+            <w:r>
+              <w:rPr>
+                <w:rFonts w:ascii="Arial" w:hAnsi="Arial"/>
+                <w:b w:val="0"/>
+                <w:sz w:val="19"/>
+              </w:rPr>
+              <w:t>Hands-on: Lab 2: Plan capture placement</w:t>
             </w:r>
           </w:p>
         </w:tc>
@@ -1244,7 +1405,60 @@
                 <w:b w:val="0"/>
                 <w:sz w:val="19"/>
               </w:rPr>
-              <w:t>Lunch</w:t>
+              <w:t>Lunch break</w:t>
+            </w:r>
+          </w:p>
+        </w:tc>
+      </w:tr>
+      <w:tr>
+        <w:tc>
+          <w:tcPr>
+            <w:tcW w:type="dxa" w:w="1656"/>
+            <w:shd w:val="clear" w:color="auto" w:fill="E8F0FE"/>
+          </w:tcPr>
+          <w:p>
+            <w:r/>
+            <w:r>
+              <w:rPr>
+                <w:rFonts w:ascii="Arial" w:hAnsi="Arial"/>
+                <w:b/>
+                <w:sz w:val="19"/>
+              </w:rPr>
+              <w:t>14:00–14:30</w:t>
+            </w:r>
+          </w:p>
+        </w:tc>
+        <w:tc>
+          <w:tcPr>
+            <w:tcW w:type="dxa" w:w="1296"/>
+            <w:shd w:val="clear" w:color="auto" w:fill="E8F0FE"/>
+          </w:tcPr>
+          <w:p>
+            <w:r/>
+            <w:r>
+              <w:rPr>
+                <w:rFonts w:ascii="Arial" w:hAnsi="Arial"/>
+                <w:b w:val="0"/>
+                <w:sz w:val="19"/>
+              </w:rPr>
+              <w:t>30 min</w:t>
+            </w:r>
+          </w:p>
+        </w:tc>
+        <w:tc>
+          <w:tcPr>
+            <w:tcW w:type="dxa" w:w="6840"/>
+            <w:shd w:val="clear" w:color="auto" w:fill="E8F0FE"/>
+          </w:tcPr>
+          <w:p>
+            <w:r/>
+            <w:r>
+              <w:rPr>
+                <w:rFonts w:ascii="Arial" w:hAnsi="Arial"/>
+                <w:b/>
+                <w:sz w:val="19"/>
+              </w:rPr>
+              <w:t>Topic 3 — Global Preferences and Troubleshooting Profiles (concepts + demonstration)</w:t>
             </w:r>
           </w:p>
         </w:tc>
@@ -1262,7 +1476,7 @@
                 <w:b w:val="0"/>
                 <w:sz w:val="19"/>
               </w:rPr>
-              <w:t>14:00–15:30</w:t>
+              <w:t>14:30–15:30</w:t>
             </w:r>
           </w:p>
         </w:tc>
@@ -1278,7 +1492,7 @@
                 <w:b w:val="0"/>
                 <w:sz w:val="19"/>
               </w:rPr>
-              <w:t>90 min</w:t>
+              <w:t>60 min</w:t>
             </w:r>
           </w:p>
         </w:tc>
@@ -1294,7 +1508,7 @@
                 <w:b w:val="0"/>
                 <w:sz w:val="19"/>
               </w:rPr>
-              <w:t>Continue labs: Lab 1: Establish a trace baseline; Lab 2: Plan capture placement; Lab 3: Create an analyst profile; Lab 4: Color and annotate evidence</w:t>
+              <w:t>Hands-on: Lab 3: Create an analyst profile</w:t>
             </w:r>
           </w:p>
         </w:tc>
@@ -1366,7 +1580,7 @@
                 <w:b/>
                 <w:sz w:val="19"/>
               </w:rPr>
-              <w:t>15:45–17:30</w:t>
+              <w:t>15:45–16:15</w:t>
             </w:r>
           </w:p>
         </w:tc>
@@ -1383,7 +1597,7 @@
                 <w:b w:val="0"/>
                 <w:sz w:val="19"/>
               </w:rPr>
-              <w:t>105 min</w:t>
+              <w:t>30 min</w:t>
             </w:r>
           </w:p>
         </w:tc>
@@ -1400,7 +1614,57 @@
                 <w:b/>
                 <w:sz w:val="19"/>
               </w:rPr>
-              <w:t>Worked examples and topic synthesis</w:t>
+              <w:t>Topic 4 — Navigation and Coloring Techniques (concepts + demonstration)</w:t>
+            </w:r>
+          </w:p>
+        </w:tc>
+      </w:tr>
+      <w:tr>
+        <w:tc>
+          <w:tcPr>
+            <w:tcW w:type="dxa" w:w="1656"/>
+          </w:tcPr>
+          <w:p>
+            <w:r/>
+            <w:r>
+              <w:rPr>
+                <w:rFonts w:ascii="Arial" w:hAnsi="Arial"/>
+                <w:b w:val="0"/>
+                <w:sz w:val="19"/>
+              </w:rPr>
+              <w:t>16:15–17:30</w:t>
+            </w:r>
+          </w:p>
+        </w:tc>
+        <w:tc>
+          <w:tcPr>
+            <w:tcW w:type="dxa" w:w="1296"/>
+          </w:tcPr>
+          <w:p>
+            <w:r/>
+            <w:r>
+              <w:rPr>
+                <w:rFonts w:ascii="Arial" w:hAnsi="Arial"/>
+                <w:b w:val="0"/>
+                <w:sz w:val="19"/>
+              </w:rPr>
+              <w:t>75 min</w:t>
+            </w:r>
+          </w:p>
+        </w:tc>
+        <w:tc>
+          <w:tcPr>
+            <w:tcW w:type="dxa" w:w="6840"/>
+          </w:tcPr>
+          <w:p>
+            <w:r/>
+            <w:r>
+              <w:rPr>
+                <w:rFonts w:ascii="Arial" w:hAnsi="Arial"/>
+                <w:b w:val="0"/>
+                <w:sz w:val="19"/>
+              </w:rPr>
+              <w:t>Hands-on: Lab 4: Color and annotate evidence</w:t>
             </w:r>
           </w:p>
         </w:tc>
@@ -1450,7 +1714,7 @@
                 <w:b w:val="0"/>
                 <w:sz w:val="19"/>
               </w:rPr>
-              <w:t>Complete lab investigations and findings</w:t>
+              <w:t>Guided practice: re-run Labs 1–4 with your own analyst profile; worked examples</w:t>
             </w:r>
           </w:p>
         </w:tc>
@@ -1503,7 +1767,7 @@
                 <w:b w:val="0"/>
                 <w:sz w:val="19"/>
               </w:rPr>
-              <w:t>Learning reinforcement, topic recap and reflection</w:t>
+              <w:t>Day 1 recap, learning reinforcement and Q&amp;A</w:t>
             </w:r>
           </w:p>
         </w:tc>
@@ -1599,6 +1863,59 @@
         <w:tc>
           <w:tcPr>
             <w:tcW w:type="dxa" w:w="1656"/>
+            <w:shd w:val="clear" w:color="auto" w:fill="F3F5F8"/>
+          </w:tcPr>
+          <w:p>
+            <w:r/>
+            <w:r>
+              <w:rPr>
+                <w:rFonts w:ascii="Arial" w:hAnsi="Arial"/>
+                <w:b w:val="0"/>
+                <w:sz w:val="19"/>
+              </w:rPr>
+              <w:t>9:30–9:45</w:t>
+            </w:r>
+          </w:p>
+        </w:tc>
+        <w:tc>
+          <w:tcPr>
+            <w:tcW w:type="dxa" w:w="1296"/>
+            <w:shd w:val="clear" w:color="auto" w:fill="F3F5F8"/>
+          </w:tcPr>
+          <w:p>
+            <w:r/>
+            <w:r>
+              <w:rPr>
+                <w:rFonts w:ascii="Arial" w:hAnsi="Arial"/>
+                <w:b w:val="0"/>
+                <w:sz w:val="19"/>
+              </w:rPr>
+              <w:t>15 min</w:t>
+            </w:r>
+          </w:p>
+        </w:tc>
+        <w:tc>
+          <w:tcPr>
+            <w:tcW w:type="dxa" w:w="6840"/>
+            <w:shd w:val="clear" w:color="auto" w:fill="F3F5F8"/>
+          </w:tcPr>
+          <w:p>
+            <w:r/>
+            <w:r>
+              <w:rPr>
+                <w:rFonts w:ascii="Arial" w:hAnsi="Arial"/>
+                <w:b w:val="0"/>
+                <w:sz w:val="19"/>
+              </w:rPr>
+              <w:t>Day 1 review and Day 2 objectives</w:t>
+            </w:r>
+          </w:p>
+        </w:tc>
+      </w:tr>
+      <w:tr>
+        <w:tc>
+          <w:tcPr>
+            <w:tcW w:type="dxa" w:w="1656"/>
             <w:shd w:val="clear" w:color="auto" w:fill="E8F0FE"/>
           </w:tcPr>
           <w:p>
@@ -1609,7 +1926,7 @@
                 <w:b/>
                 <w:sz w:val="19"/>
               </w:rPr>
-              <w:t>09:30–11:00</w:t>
+              <w:t>9:45–10:10</w:t>
             </w:r>
           </w:p>
         </w:tc>
@@ -1626,7 +1943,7 @@
                 <w:b w:val="0"/>
                 <w:sz w:val="19"/>
               </w:rPr>
-              <w:t>90 min</w:t>
+              <w:t>25 min</w:t>
             </w:r>
           </w:p>
         </w:tc>
@@ -1643,7 +1960,57 @@
                 <w:b/>
                 <w:sz w:val="19"/>
               </w:rPr>
-              <w:t>Concepts and demonstrations: topics 5, 6, 7, 8, 9</w:t>
+              <w:t>Topic 5 — Time Values and Delay Types (concepts + demonstration)</w:t>
+            </w:r>
+          </w:p>
+        </w:tc>
+      </w:tr>
+      <w:tr>
+        <w:tc>
+          <w:tcPr>
+            <w:tcW w:type="dxa" w:w="1656"/>
+          </w:tcPr>
+          <w:p>
+            <w:r/>
+            <w:r>
+              <w:rPr>
+                <w:rFonts w:ascii="Arial" w:hAnsi="Arial"/>
+                <w:b w:val="0"/>
+                <w:sz w:val="19"/>
+              </w:rPr>
+              <w:t>10:10–11:00</w:t>
+            </w:r>
+          </w:p>
+        </w:tc>
+        <w:tc>
+          <w:tcPr>
+            <w:tcW w:type="dxa" w:w="1296"/>
+          </w:tcPr>
+          <w:p>
+            <w:r/>
+            <w:r>
+              <w:rPr>
+                <w:rFonts w:ascii="Arial" w:hAnsi="Arial"/>
+                <w:b w:val="0"/>
+                <w:sz w:val="19"/>
+              </w:rPr>
+              <w:t>50 min</w:t>
+            </w:r>
+          </w:p>
+        </w:tc>
+        <w:tc>
+          <w:tcPr>
+            <w:tcW w:type="dxa" w:w="6840"/>
+          </w:tcPr>
+          <w:p>
+            <w:r/>
+            <w:r>
+              <w:rPr>
+                <w:rFonts w:ascii="Arial" w:hAnsi="Arial"/>
+                <w:b w:val="0"/>
+                <w:sz w:val="19"/>
+              </w:rPr>
+              <w:t>Hands-on: Lab 5: Separate path and server delay</w:t>
             </w:r>
           </w:p>
         </w:tc>
@@ -1705,56 +2072,6 @@
         <w:tc>
           <w:tcPr>
             <w:tcW w:type="dxa" w:w="1656"/>
-          </w:tcPr>
-          <w:p>
-            <w:r/>
-            <w:r>
-              <w:rPr>
-                <w:rFonts w:ascii="Arial" w:hAnsi="Arial"/>
-                <w:b w:val="0"/>
-                <w:sz w:val="19"/>
-              </w:rPr>
-              <w:t>11:15–12:15</w:t>
-            </w:r>
-          </w:p>
-        </w:tc>
-        <w:tc>
-          <w:tcPr>
-            <w:tcW w:type="dxa" w:w="1296"/>
-          </w:tcPr>
-          <w:p>
-            <w:r/>
-            <w:r>
-              <w:rPr>
-                <w:rFonts w:ascii="Arial" w:hAnsi="Arial"/>
-                <w:b w:val="0"/>
-                <w:sz w:val="19"/>
-              </w:rPr>
-              <w:t>60 min</w:t>
-            </w:r>
-          </w:p>
-        </w:tc>
-        <w:tc>
-          <w:tcPr>
-            <w:tcW w:type="dxa" w:w="6840"/>
-          </w:tcPr>
-          <w:p>
-            <w:r/>
-            <w:r>
-              <w:rPr>
-                <w:rFonts w:ascii="Arial" w:hAnsi="Arial"/>
-                <w:b w:val="0"/>
-                <w:sz w:val="19"/>
-              </w:rPr>
-              <w:t>Lab 5: Separate path and server delay; Lab 6: Summarize traffic and a voice stream; Lab 7: Build a filter evidence matrix; Lab 8: Reconstruct an application dependency chain; Lab 9: Diagnose DNS failure and delay</w:t>
-            </w:r>
-          </w:p>
-        </w:tc>
-      </w:tr>
-      <w:tr>
-        <w:tc>
-          <w:tcPr>
-            <w:tcW w:type="dxa" w:w="1656"/>
             <w:shd w:val="clear" w:color="auto" w:fill="E8F0FE"/>
           </w:tcPr>
           <w:p>
@@ -1765,7 +2082,7 @@
                 <w:b/>
                 <w:sz w:val="19"/>
               </w:rPr>
-              <w:t>12:15–13:00</w:t>
+              <w:t>11:15–11:40</w:t>
             </w:r>
           </w:p>
         </w:tc>
@@ -1782,7 +2099,7 @@
                 <w:b w:val="0"/>
                 <w:sz w:val="19"/>
               </w:rPr>
-              <w:t>45 min</w:t>
+              <w:t>25 min</w:t>
             </w:r>
           </w:p>
         </w:tc>
@@ -1799,7 +2116,107 @@
                 <w:b/>
                 <w:sz w:val="19"/>
               </w:rPr>
-              <w:t>Evidence interpretation and worked examples</w:t>
+              <w:t>Topic 6 — Trace Statistics and VoIP Overview (concepts + demonstration)</w:t>
+            </w:r>
+          </w:p>
+        </w:tc>
+      </w:tr>
+      <w:tr>
+        <w:tc>
+          <w:tcPr>
+            <w:tcW w:type="dxa" w:w="1656"/>
+          </w:tcPr>
+          <w:p>
+            <w:r/>
+            <w:r>
+              <w:rPr>
+                <w:rFonts w:ascii="Arial" w:hAnsi="Arial"/>
+                <w:b w:val="0"/>
+                <w:sz w:val="19"/>
+              </w:rPr>
+              <w:t>11:40–12:30</w:t>
+            </w:r>
+          </w:p>
+        </w:tc>
+        <w:tc>
+          <w:tcPr>
+            <w:tcW w:type="dxa" w:w="1296"/>
+          </w:tcPr>
+          <w:p>
+            <w:r/>
+            <w:r>
+              <w:rPr>
+                <w:rFonts w:ascii="Arial" w:hAnsi="Arial"/>
+                <w:b w:val="0"/>
+                <w:sz w:val="19"/>
+              </w:rPr>
+              <w:t>50 min</w:t>
+            </w:r>
+          </w:p>
+        </w:tc>
+        <w:tc>
+          <w:tcPr>
+            <w:tcW w:type="dxa" w:w="6840"/>
+          </w:tcPr>
+          <w:p>
+            <w:r/>
+            <w:r>
+              <w:rPr>
+                <w:rFonts w:ascii="Arial" w:hAnsi="Arial"/>
+                <w:b w:val="0"/>
+                <w:sz w:val="19"/>
+              </w:rPr>
+              <w:t>Hands-on: Lab 6: Summarize traffic and a voice stream</w:t>
+            </w:r>
+          </w:p>
+        </w:tc>
+      </w:tr>
+      <w:tr>
+        <w:tc>
+          <w:tcPr>
+            <w:tcW w:type="dxa" w:w="1656"/>
+          </w:tcPr>
+          <w:p>
+            <w:r/>
+            <w:r>
+              <w:rPr>
+                <w:rFonts w:ascii="Arial" w:hAnsi="Arial"/>
+                <w:b w:val="0"/>
+                <w:sz w:val="19"/>
+              </w:rPr>
+              <w:t>12:30–13:00</w:t>
+            </w:r>
+          </w:p>
+        </w:tc>
+        <w:tc>
+          <w:tcPr>
+            <w:tcW w:type="dxa" w:w="1296"/>
+          </w:tcPr>
+          <w:p>
+            <w:r/>
+            <w:r>
+              <w:rPr>
+                <w:rFonts w:ascii="Arial" w:hAnsi="Arial"/>
+                <w:b w:val="0"/>
+                <w:sz w:val="19"/>
+              </w:rPr>
+              <w:t>30 min</w:t>
+            </w:r>
+          </w:p>
+        </w:tc>
+        <w:tc>
+          <w:tcPr>
+            <w:tcW w:type="dxa" w:w="6840"/>
+          </w:tcPr>
+          <w:p>
+            <w:r/>
+            <w:r>
+              <w:rPr>
+                <w:rFonts w:ascii="Arial" w:hAnsi="Arial"/>
+                <w:b w:val="0"/>
+                <w:sz w:val="19"/>
+              </w:rPr>
+              <w:t>Guided practice: timing and statistics worked examples (Labs 5–6)</w:t>
             </w:r>
           </w:p>
         </w:tc>
@@ -1852,7 +2269,60 @@
                 <w:b w:val="0"/>
                 <w:sz w:val="19"/>
               </w:rPr>
-              <w:t>Lunch</w:t>
+              <w:t>Lunch break</w:t>
+            </w:r>
+          </w:p>
+        </w:tc>
+      </w:tr>
+      <w:tr>
+        <w:tc>
+          <w:tcPr>
+            <w:tcW w:type="dxa" w:w="1656"/>
+            <w:shd w:val="clear" w:color="auto" w:fill="E8F0FE"/>
+          </w:tcPr>
+          <w:p>
+            <w:r/>
+            <w:r>
+              <w:rPr>
+                <w:rFonts w:ascii="Arial" w:hAnsi="Arial"/>
+                <w:b/>
+                <w:sz w:val="19"/>
+              </w:rPr>
+              <w:t>14:00–14:15</w:t>
+            </w:r>
+          </w:p>
+        </w:tc>
+        <w:tc>
+          <w:tcPr>
+            <w:tcW w:type="dxa" w:w="1296"/>
+            <w:shd w:val="clear" w:color="auto" w:fill="E8F0FE"/>
+          </w:tcPr>
+          <w:p>
+            <w:r/>
+            <w:r>
+              <w:rPr>
+                <w:rFonts w:ascii="Arial" w:hAnsi="Arial"/>
+                <w:b w:val="0"/>
+                <w:sz w:val="19"/>
+              </w:rPr>
+              <w:t>15 min</w:t>
+            </w:r>
+          </w:p>
+        </w:tc>
+        <w:tc>
+          <w:tcPr>
+            <w:tcW w:type="dxa" w:w="6840"/>
+            <w:shd w:val="clear" w:color="auto" w:fill="E8F0FE"/>
+          </w:tcPr>
+          <w:p>
+            <w:r/>
+            <w:r>
+              <w:rPr>
+                <w:rFonts w:ascii="Arial" w:hAnsi="Arial"/>
+                <w:b/>
+                <w:sz w:val="19"/>
+              </w:rPr>
+              <w:t>Topic 7 — Display Filters (concepts + demonstration)</w:t>
             </w:r>
           </w:p>
         </w:tc>
@@ -1870,7 +2340,7 @@
                 <w:b w:val="0"/>
                 <w:sz w:val="19"/>
               </w:rPr>
-              <w:t>14:00–15:30</w:t>
+              <w:t>14:15–14:45</w:t>
             </w:r>
           </w:p>
         </w:tc>
@@ -1886,7 +2356,7 @@
                 <w:b w:val="0"/>
                 <w:sz w:val="19"/>
               </w:rPr>
-              <w:t>90 min</w:t>
+              <w:t>30 min</w:t>
             </w:r>
           </w:p>
         </w:tc>
@@ -1902,7 +2372,110 @@
                 <w:b w:val="0"/>
                 <w:sz w:val="19"/>
               </w:rPr>
-              <w:t>Continue labs: Lab 5: Separate path and server delay; Lab 6: Summarize traffic and a voice stream; Lab 7: Build a filter evidence matrix; Lab 8: Reconstruct an application dependency chain; Lab 9: Diagnose DNS failure and delay</w:t>
+              <w:t>Hands-on: Lab 7: Build a filter evidence matrix</w:t>
+            </w:r>
+          </w:p>
+        </w:tc>
+      </w:tr>
+      <w:tr>
+        <w:tc>
+          <w:tcPr>
+            <w:tcW w:type="dxa" w:w="1656"/>
+            <w:shd w:val="clear" w:color="auto" w:fill="E8F0FE"/>
+          </w:tcPr>
+          <w:p>
+            <w:r/>
+            <w:r>
+              <w:rPr>
+                <w:rFonts w:ascii="Arial" w:hAnsi="Arial"/>
+                <w:b/>
+                <w:sz w:val="19"/>
+              </w:rPr>
+              <w:t>14:45–15:00</w:t>
+            </w:r>
+          </w:p>
+        </w:tc>
+        <w:tc>
+          <w:tcPr>
+            <w:tcW w:type="dxa" w:w="1296"/>
+            <w:shd w:val="clear" w:color="auto" w:fill="E8F0FE"/>
+          </w:tcPr>
+          <w:p>
+            <w:r/>
+            <w:r>
+              <w:rPr>
+                <w:rFonts w:ascii="Arial" w:hAnsi="Arial"/>
+                <w:b w:val="0"/>
+                <w:sz w:val="19"/>
+              </w:rPr>
+              <w:t>15 min</w:t>
+            </w:r>
+          </w:p>
+        </w:tc>
+        <w:tc>
+          <w:tcPr>
+            <w:tcW w:type="dxa" w:w="6840"/>
+            <w:shd w:val="clear" w:color="auto" w:fill="E8F0FE"/>
+          </w:tcPr>
+          <w:p>
+            <w:r/>
+            <w:r>
+              <w:rPr>
+                <w:rFonts w:ascii="Arial" w:hAnsi="Arial"/>
+                <w:b/>
+                <w:sz w:val="19"/>
+              </w:rPr>
+              <w:t>Topic 8 — TCP/IP Communications and Resolution (concepts + demonstration)</w:t>
+            </w:r>
+          </w:p>
+        </w:tc>
+      </w:tr>
+      <w:tr>
+        <w:tc>
+          <w:tcPr>
+            <w:tcW w:type="dxa" w:w="1656"/>
+          </w:tcPr>
+          <w:p>
+            <w:r/>
+            <w:r>
+              <w:rPr>
+                <w:rFonts w:ascii="Arial" w:hAnsi="Arial"/>
+                <w:b w:val="0"/>
+                <w:sz w:val="19"/>
+              </w:rPr>
+              <w:t>15:00–15:30</w:t>
+            </w:r>
+          </w:p>
+        </w:tc>
+        <w:tc>
+          <w:tcPr>
+            <w:tcW w:type="dxa" w:w="1296"/>
+          </w:tcPr>
+          <w:p>
+            <w:r/>
+            <w:r>
+              <w:rPr>
+                <w:rFonts w:ascii="Arial" w:hAnsi="Arial"/>
+                <w:b w:val="0"/>
+                <w:sz w:val="19"/>
+              </w:rPr>
+              <w:t>30 min</w:t>
+            </w:r>
+          </w:p>
+        </w:tc>
+        <w:tc>
+          <w:tcPr>
+            <w:tcW w:type="dxa" w:w="6840"/>
+          </w:tcPr>
+          <w:p>
+            <w:r/>
+            <w:r>
+              <w:rPr>
+                <w:rFonts w:ascii="Arial" w:hAnsi="Arial"/>
+                <w:b w:val="0"/>
+                <w:sz w:val="19"/>
+              </w:rPr>
+              <w:t>Hands-on: Lab 8: Reconstruct an application dependency chain</w:t>
             </w:r>
           </w:p>
         </w:tc>
@@ -1974,7 +2547,7 @@
                 <w:b/>
                 <w:sz w:val="19"/>
               </w:rPr>
-              <w:t>15:45–16:45</w:t>
+              <w:t>15:45–16:15</w:t>
             </w:r>
           </w:p>
         </w:tc>
@@ -1991,7 +2564,7 @@
                 <w:b w:val="0"/>
                 <w:sz w:val="19"/>
               </w:rPr>
-              <w:t>60 min</w:t>
+              <w:t>30 min</w:t>
             </w:r>
           </w:p>
         </w:tc>
@@ -2008,7 +2581,7 @@
                 <w:b/>
                 <w:sz w:val="19"/>
               </w:rPr>
-              <w:t>Worked examples and topic synthesis</w:t>
+              <w:t>Topic 9 — DNS Traffic Analysis (concepts + demonstration)</w:t>
             </w:r>
           </w:p>
         </w:tc>
@@ -2026,7 +2599,7 @@
                 <w:b w:val="0"/>
                 <w:sz w:val="19"/>
               </w:rPr>
-              <w:t>16:45–18:00</w:t>
+              <w:t>16:15–17:15</w:t>
             </w:r>
           </w:p>
         </w:tc>
@@ -2042,7 +2615,7 @@
                 <w:b w:val="0"/>
                 <w:sz w:val="19"/>
               </w:rPr>
-              <w:t>75 min</w:t>
+              <w:t>60 min</w:t>
             </w:r>
           </w:p>
         </w:tc>
@@ -2058,7 +2631,57 @@
                 <w:b w:val="0"/>
                 <w:sz w:val="19"/>
               </w:rPr>
-              <w:t>Complete lab investigations and findings</w:t>
+              <w:t>Hands-on: Lab 9: Diagnose DNS failure and delay</w:t>
+            </w:r>
+          </w:p>
+        </w:tc>
+      </w:tr>
+      <w:tr>
+        <w:tc>
+          <w:tcPr>
+            <w:tcW w:type="dxa" w:w="1656"/>
+          </w:tcPr>
+          <w:p>
+            <w:r/>
+            <w:r>
+              <w:rPr>
+                <w:rFonts w:ascii="Arial" w:hAnsi="Arial"/>
+                <w:b w:val="0"/>
+                <w:sz w:val="19"/>
+              </w:rPr>
+              <w:t>17:15–18:00</w:t>
+            </w:r>
+          </w:p>
+        </w:tc>
+        <w:tc>
+          <w:tcPr>
+            <w:tcW w:type="dxa" w:w="1296"/>
+          </w:tcPr>
+          <w:p>
+            <w:r/>
+            <w:r>
+              <w:rPr>
+                <w:rFonts w:ascii="Arial" w:hAnsi="Arial"/>
+                <w:b w:val="0"/>
+                <w:sz w:val="19"/>
+              </w:rPr>
+              <w:t>45 min</w:t>
+            </w:r>
+          </w:p>
+        </w:tc>
+        <w:tc>
+          <w:tcPr>
+            <w:tcW w:type="dxa" w:w="6840"/>
+          </w:tcPr>
+          <w:p>
+            <w:r/>
+            <w:r>
+              <w:rPr>
+                <w:rFonts w:ascii="Arial" w:hAnsi="Arial"/>
+                <w:b w:val="0"/>
+                <w:sz w:val="19"/>
+              </w:rPr>
+              <w:t>Guided practice: filter, resolution and DNS worked examples (Labs 7–9)</w:t>
             </w:r>
           </w:p>
         </w:tc>
@@ -2111,7 +2734,7 @@
                 <w:b w:val="0"/>
                 <w:sz w:val="19"/>
               </w:rPr>
-              <w:t>Learning reinforcement, topic recap and reflection</w:t>
+              <w:t>Day 2 recap, learning reinforcement and Q&amp;A</w:t>
             </w:r>
           </w:p>
         </w:tc>
@@ -2207,6 +2830,59 @@
         <w:tc>
           <w:tcPr>
             <w:tcW w:type="dxa" w:w="1656"/>
+            <w:shd w:val="clear" w:color="auto" w:fill="F3F5F8"/>
+          </w:tcPr>
+          <w:p>
+            <w:r/>
+            <w:r>
+              <w:rPr>
+                <w:rFonts w:ascii="Arial" w:hAnsi="Arial"/>
+                <w:b w:val="0"/>
+                <w:sz w:val="19"/>
+              </w:rPr>
+              <w:t>9:30–9:45</w:t>
+            </w:r>
+          </w:p>
+        </w:tc>
+        <w:tc>
+          <w:tcPr>
+            <w:tcW w:type="dxa" w:w="1296"/>
+            <w:shd w:val="clear" w:color="auto" w:fill="F3F5F8"/>
+          </w:tcPr>
+          <w:p>
+            <w:r/>
+            <w:r>
+              <w:rPr>
+                <w:rFonts w:ascii="Arial" w:hAnsi="Arial"/>
+                <w:b w:val="0"/>
+                <w:sz w:val="19"/>
+              </w:rPr>
+              <w:t>15 min</w:t>
+            </w:r>
+          </w:p>
+        </w:tc>
+        <w:tc>
+          <w:tcPr>
+            <w:tcW w:type="dxa" w:w="6840"/>
+            <w:shd w:val="clear" w:color="auto" w:fill="F3F5F8"/>
+          </w:tcPr>
+          <w:p>
+            <w:r/>
+            <w:r>
+              <w:rPr>
+                <w:rFonts w:ascii="Arial" w:hAnsi="Arial"/>
+                <w:b w:val="0"/>
+                <w:sz w:val="19"/>
+              </w:rPr>
+              <w:t>Day 2 review and Day 3 objectives</w:t>
+            </w:r>
+          </w:p>
+        </w:tc>
+      </w:tr>
+      <w:tr>
+        <w:tc>
+          <w:tcPr>
+            <w:tcW w:type="dxa" w:w="1656"/>
             <w:shd w:val="clear" w:color="auto" w:fill="E8F0FE"/>
           </w:tcPr>
           <w:p>
@@ -2217,7 +2893,7 @@
                 <w:b/>
                 <w:sz w:val="19"/>
               </w:rPr>
-              <w:t>09:30–11:00</w:t>
+              <w:t>9:45–10:10</w:t>
             </w:r>
           </w:p>
         </w:tc>
@@ -2234,7 +2910,7 @@
                 <w:b w:val="0"/>
                 <w:sz w:val="19"/>
               </w:rPr>
-              <w:t>90 min</w:t>
+              <w:t>25 min</w:t>
             </w:r>
           </w:p>
         </w:tc>
@@ -2251,7 +2927,57 @@
                 <w:b/>
                 <w:sz w:val="19"/>
               </w:rPr>
-              <w:t>Concepts and demonstrations: topics 10, 11, 12, 13, 14</w:t>
+              <w:t>Topic 10 — ARP Traffic Analysis (concepts + demonstration)</w:t>
+            </w:r>
+          </w:p>
+        </w:tc>
+      </w:tr>
+      <w:tr>
+        <w:tc>
+          <w:tcPr>
+            <w:tcW w:type="dxa" w:w="1656"/>
+          </w:tcPr>
+          <w:p>
+            <w:r/>
+            <w:r>
+              <w:rPr>
+                <w:rFonts w:ascii="Arial" w:hAnsi="Arial"/>
+                <w:b w:val="0"/>
+                <w:sz w:val="19"/>
+              </w:rPr>
+              <w:t>10:10–11:00</w:t>
+            </w:r>
+          </w:p>
+        </w:tc>
+        <w:tc>
+          <w:tcPr>
+            <w:tcW w:type="dxa" w:w="1296"/>
+          </w:tcPr>
+          <w:p>
+            <w:r/>
+            <w:r>
+              <w:rPr>
+                <w:rFonts w:ascii="Arial" w:hAnsi="Arial"/>
+                <w:b w:val="0"/>
+                <w:sz w:val="19"/>
+              </w:rPr>
+              <w:t>50 min</w:t>
+            </w:r>
+          </w:p>
+        </w:tc>
+        <w:tc>
+          <w:tcPr>
+            <w:tcW w:type="dxa" w:w="6840"/>
+          </w:tcPr>
+          <w:p>
+            <w:r/>
+            <w:r>
+              <w:rPr>
+                <w:rFonts w:ascii="Arial" w:hAnsi="Arial"/>
+                <w:b w:val="0"/>
+                <w:sz w:val="19"/>
+              </w:rPr>
+              <w:t>Hands-on: Lab 10: Verify link-local resolution</w:t>
             </w:r>
           </w:p>
         </w:tc>
@@ -2313,56 +3039,6 @@
         <w:tc>
           <w:tcPr>
             <w:tcW w:type="dxa" w:w="1656"/>
-          </w:tcPr>
-          <w:p>
-            <w:r/>
-            <w:r>
-              <w:rPr>
-                <w:rFonts w:ascii="Arial" w:hAnsi="Arial"/>
-                <w:b w:val="0"/>
-                <w:sz w:val="19"/>
-              </w:rPr>
-              <w:t>11:15–12:15</w:t>
-            </w:r>
-          </w:p>
-        </w:tc>
-        <w:tc>
-          <w:tcPr>
-            <w:tcW w:type="dxa" w:w="1296"/>
-          </w:tcPr>
-          <w:p>
-            <w:r/>
-            <w:r>
-              <w:rPr>
-                <w:rFonts w:ascii="Arial" w:hAnsi="Arial"/>
-                <w:b w:val="0"/>
-                <w:sz w:val="19"/>
-              </w:rPr>
-              <w:t>60 min</w:t>
-            </w:r>
-          </w:p>
-        </w:tc>
-        <w:tc>
-          <w:tcPr>
-            <w:tcW w:type="dxa" w:w="6840"/>
-          </w:tcPr>
-          <w:p>
-            <w:r/>
-            <w:r>
-              <w:rPr>
-                <w:rFonts w:ascii="Arial" w:hAnsi="Arial"/>
-                <w:b w:val="0"/>
-                <w:sz w:val="19"/>
-              </w:rPr>
-              <w:t>Lab 10: Verify link-local resolution; Lab 11: Classify IPv4 scope and headers; Lab 12: Interpret echo and unreachable messages; Lab 13: Follow datagrams and service refusal; Lab 14: Investigate retransmission and zero window</w:t>
-            </w:r>
-          </w:p>
-        </w:tc>
-      </w:tr>
-      <w:tr>
-        <w:tc>
-          <w:tcPr>
-            <w:tcW w:type="dxa" w:w="1656"/>
             <w:shd w:val="clear" w:color="auto" w:fill="E8F0FE"/>
           </w:tcPr>
           <w:p>
@@ -2373,7 +3049,7 @@
                 <w:b/>
                 <w:sz w:val="19"/>
               </w:rPr>
-              <w:t>12:15–13:00</w:t>
+              <w:t>11:15–11:40</w:t>
             </w:r>
           </w:p>
         </w:tc>
@@ -2390,7 +3066,7 @@
                 <w:b w:val="0"/>
                 <w:sz w:val="19"/>
               </w:rPr>
-              <w:t>45 min</w:t>
+              <w:t>25 min</w:t>
             </w:r>
           </w:p>
         </w:tc>
@@ -2407,7 +3083,107 @@
                 <w:b/>
                 <w:sz w:val="19"/>
               </w:rPr>
-              <w:t>Evidence interpretation and worked examples</w:t>
+              <w:t>Topic 11 — IPv4 Traffic Analysis (concepts + demonstration)</w:t>
+            </w:r>
+          </w:p>
+        </w:tc>
+      </w:tr>
+      <w:tr>
+        <w:tc>
+          <w:tcPr>
+            <w:tcW w:type="dxa" w:w="1656"/>
+          </w:tcPr>
+          <w:p>
+            <w:r/>
+            <w:r>
+              <w:rPr>
+                <w:rFonts w:ascii="Arial" w:hAnsi="Arial"/>
+                <w:b w:val="0"/>
+                <w:sz w:val="19"/>
+              </w:rPr>
+              <w:t>11:40–12:30</w:t>
+            </w:r>
+          </w:p>
+        </w:tc>
+        <w:tc>
+          <w:tcPr>
+            <w:tcW w:type="dxa" w:w="1296"/>
+          </w:tcPr>
+          <w:p>
+            <w:r/>
+            <w:r>
+              <w:rPr>
+                <w:rFonts w:ascii="Arial" w:hAnsi="Arial"/>
+                <w:b w:val="0"/>
+                <w:sz w:val="19"/>
+              </w:rPr>
+              <w:t>50 min</w:t>
+            </w:r>
+          </w:p>
+        </w:tc>
+        <w:tc>
+          <w:tcPr>
+            <w:tcW w:type="dxa" w:w="6840"/>
+          </w:tcPr>
+          <w:p>
+            <w:r/>
+            <w:r>
+              <w:rPr>
+                <w:rFonts w:ascii="Arial" w:hAnsi="Arial"/>
+                <w:b w:val="0"/>
+                <w:sz w:val="19"/>
+              </w:rPr>
+              <w:t>Hands-on: Lab 11: Classify IPv4 scope and headers</w:t>
+            </w:r>
+          </w:p>
+        </w:tc>
+      </w:tr>
+      <w:tr>
+        <w:tc>
+          <w:tcPr>
+            <w:tcW w:type="dxa" w:w="1656"/>
+          </w:tcPr>
+          <w:p>
+            <w:r/>
+            <w:r>
+              <w:rPr>
+                <w:rFonts w:ascii="Arial" w:hAnsi="Arial"/>
+                <w:b w:val="0"/>
+                <w:sz w:val="19"/>
+              </w:rPr>
+              <w:t>12:30–13:00</w:t>
+            </w:r>
+          </w:p>
+        </w:tc>
+        <w:tc>
+          <w:tcPr>
+            <w:tcW w:type="dxa" w:w="1296"/>
+          </w:tcPr>
+          <w:p>
+            <w:r/>
+            <w:r>
+              <w:rPr>
+                <w:rFonts w:ascii="Arial" w:hAnsi="Arial"/>
+                <w:b w:val="0"/>
+                <w:sz w:val="19"/>
+              </w:rPr>
+              <w:t>30 min</w:t>
+            </w:r>
+          </w:p>
+        </w:tc>
+        <w:tc>
+          <w:tcPr>
+            <w:tcW w:type="dxa" w:w="6840"/>
+          </w:tcPr>
+          <w:p>
+            <w:r/>
+            <w:r>
+              <w:rPr>
+                <w:rFonts w:ascii="Arial" w:hAnsi="Arial"/>
+                <w:b w:val="0"/>
+                <w:sz w:val="19"/>
+              </w:rPr>
+              <w:t>Guided practice: ARP and IPv4 worked examples (Labs 10–11)</w:t>
             </w:r>
           </w:p>
         </w:tc>
@@ -2460,7 +3236,60 @@
                 <w:b w:val="0"/>
                 <w:sz w:val="19"/>
               </w:rPr>
-              <w:t>Lunch</w:t>
+              <w:t>Lunch break</w:t>
+            </w:r>
+          </w:p>
+        </w:tc>
+      </w:tr>
+      <w:tr>
+        <w:tc>
+          <w:tcPr>
+            <w:tcW w:type="dxa" w:w="1656"/>
+            <w:shd w:val="clear" w:color="auto" w:fill="E8F0FE"/>
+          </w:tcPr>
+          <w:p>
+            <w:r/>
+            <w:r>
+              <w:rPr>
+                <w:rFonts w:ascii="Arial" w:hAnsi="Arial"/>
+                <w:b/>
+                <w:sz w:val="19"/>
+              </w:rPr>
+              <w:t>14:00–14:15</w:t>
+            </w:r>
+          </w:p>
+        </w:tc>
+        <w:tc>
+          <w:tcPr>
+            <w:tcW w:type="dxa" w:w="1296"/>
+            <w:shd w:val="clear" w:color="auto" w:fill="E8F0FE"/>
+          </w:tcPr>
+          <w:p>
+            <w:r/>
+            <w:r>
+              <w:rPr>
+                <w:rFonts w:ascii="Arial" w:hAnsi="Arial"/>
+                <w:b w:val="0"/>
+                <w:sz w:val="19"/>
+              </w:rPr>
+              <w:t>15 min</w:t>
+            </w:r>
+          </w:p>
+        </w:tc>
+        <w:tc>
+          <w:tcPr>
+            <w:tcW w:type="dxa" w:w="6840"/>
+            <w:shd w:val="clear" w:color="auto" w:fill="E8F0FE"/>
+          </w:tcPr>
+          <w:p>
+            <w:r/>
+            <w:r>
+              <w:rPr>
+                <w:rFonts w:ascii="Arial" w:hAnsi="Arial"/>
+                <w:b/>
+                <w:sz w:val="19"/>
+              </w:rPr>
+              <w:t>Topic 12 — ICMP Traffic Analysis (concepts + demonstration)</w:t>
             </w:r>
           </w:p>
         </w:tc>
@@ -2478,7 +3307,7 @@
                 <w:b w:val="0"/>
                 <w:sz w:val="19"/>
               </w:rPr>
-              <w:t>14:00–15:30</w:t>
+              <w:t>14:15–14:45</w:t>
             </w:r>
           </w:p>
         </w:tc>
@@ -2494,7 +3323,7 @@
                 <w:b w:val="0"/>
                 <w:sz w:val="19"/>
               </w:rPr>
-              <w:t>90 min</w:t>
+              <w:t>30 min</w:t>
             </w:r>
           </w:p>
         </w:tc>
@@ -2510,7 +3339,110 @@
                 <w:b w:val="0"/>
                 <w:sz w:val="19"/>
               </w:rPr>
-              <w:t>Continue labs: Lab 10: Verify link-local resolution; Lab 11: Classify IPv4 scope and headers; Lab 12: Interpret echo and unreachable messages; Lab 13: Follow datagrams and service refusal; Lab 14: Investigate retransmission and zero window</w:t>
+              <w:t>Hands-on: Lab 12: Interpret echo and unreachable messages</w:t>
+            </w:r>
+          </w:p>
+        </w:tc>
+      </w:tr>
+      <w:tr>
+        <w:tc>
+          <w:tcPr>
+            <w:tcW w:type="dxa" w:w="1656"/>
+            <w:shd w:val="clear" w:color="auto" w:fill="E8F0FE"/>
+          </w:tcPr>
+          <w:p>
+            <w:r/>
+            <w:r>
+              <w:rPr>
+                <w:rFonts w:ascii="Arial" w:hAnsi="Arial"/>
+                <w:b/>
+                <w:sz w:val="19"/>
+              </w:rPr>
+              <w:t>14:45–15:00</w:t>
+            </w:r>
+          </w:p>
+        </w:tc>
+        <w:tc>
+          <w:tcPr>
+            <w:tcW w:type="dxa" w:w="1296"/>
+            <w:shd w:val="clear" w:color="auto" w:fill="E8F0FE"/>
+          </w:tcPr>
+          <w:p>
+            <w:r/>
+            <w:r>
+              <w:rPr>
+                <w:rFonts w:ascii="Arial" w:hAnsi="Arial"/>
+                <w:b w:val="0"/>
+                <w:sz w:val="19"/>
+              </w:rPr>
+              <w:t>15 min</w:t>
+            </w:r>
+          </w:p>
+        </w:tc>
+        <w:tc>
+          <w:tcPr>
+            <w:tcW w:type="dxa" w:w="6840"/>
+            <w:shd w:val="clear" w:color="auto" w:fill="E8F0FE"/>
+          </w:tcPr>
+          <w:p>
+            <w:r/>
+            <w:r>
+              <w:rPr>
+                <w:rFonts w:ascii="Arial" w:hAnsi="Arial"/>
+                <w:b/>
+                <w:sz w:val="19"/>
+              </w:rPr>
+              <w:t>Topic 13 — UDP Traffic Analysis (concepts + demonstration)</w:t>
+            </w:r>
+          </w:p>
+        </w:tc>
+      </w:tr>
+      <w:tr>
+        <w:tc>
+          <w:tcPr>
+            <w:tcW w:type="dxa" w:w="1656"/>
+          </w:tcPr>
+          <w:p>
+            <w:r/>
+            <w:r>
+              <w:rPr>
+                <w:rFonts w:ascii="Arial" w:hAnsi="Arial"/>
+                <w:b w:val="0"/>
+                <w:sz w:val="19"/>
+              </w:rPr>
+              <w:t>15:00–15:30</w:t>
+            </w:r>
+          </w:p>
+        </w:tc>
+        <w:tc>
+          <w:tcPr>
+            <w:tcW w:type="dxa" w:w="1296"/>
+          </w:tcPr>
+          <w:p>
+            <w:r/>
+            <w:r>
+              <w:rPr>
+                <w:rFonts w:ascii="Arial" w:hAnsi="Arial"/>
+                <w:b w:val="0"/>
+                <w:sz w:val="19"/>
+              </w:rPr>
+              <w:t>30 min</w:t>
+            </w:r>
+          </w:p>
+        </w:tc>
+        <w:tc>
+          <w:tcPr>
+            <w:tcW w:type="dxa" w:w="6840"/>
+          </w:tcPr>
+          <w:p>
+            <w:r/>
+            <w:r>
+              <w:rPr>
+                <w:rFonts w:ascii="Arial" w:hAnsi="Arial"/>
+                <w:b w:val="0"/>
+                <w:sz w:val="19"/>
+              </w:rPr>
+              <w:t>Hands-on: Lab 13: Follow datagrams and service refusal</w:t>
             </w:r>
           </w:p>
         </w:tc>
@@ -2582,7 +3514,7 @@
                 <w:b/>
                 <w:sz w:val="19"/>
               </w:rPr>
-              <w:t>15:45–16:45</w:t>
+              <w:t>15:45–16:15</w:t>
             </w:r>
           </w:p>
         </w:tc>
@@ -2599,7 +3531,7 @@
                 <w:b w:val="0"/>
                 <w:sz w:val="19"/>
               </w:rPr>
-              <w:t>60 min</w:t>
+              <w:t>30 min</w:t>
             </w:r>
           </w:p>
         </w:tc>
@@ -2616,7 +3548,7 @@
                 <w:b/>
                 <w:sz w:val="19"/>
               </w:rPr>
-              <w:t>Worked examples and topic synthesis</w:t>
+              <w:t>Topic 14 — TCP Protocol Analysis (concepts + demonstration)</w:t>
             </w:r>
           </w:p>
         </w:tc>
@@ -2634,7 +3566,7 @@
                 <w:b w:val="0"/>
                 <w:sz w:val="19"/>
               </w:rPr>
-              <w:t>16:45–18:00</w:t>
+              <w:t>16:15–17:15</w:t>
             </w:r>
           </w:p>
         </w:tc>
@@ -2650,7 +3582,7 @@
                 <w:b w:val="0"/>
                 <w:sz w:val="19"/>
               </w:rPr>
-              <w:t>75 min</w:t>
+              <w:t>60 min</w:t>
             </w:r>
           </w:p>
         </w:tc>
@@ -2666,7 +3598,57 @@
                 <w:b w:val="0"/>
                 <w:sz w:val="19"/>
               </w:rPr>
-              <w:t>Complete lab investigations and findings</w:t>
+              <w:t>Hands-on: Lab 14: Investigate retransmission and zero window</w:t>
+            </w:r>
+          </w:p>
+        </w:tc>
+      </w:tr>
+      <w:tr>
+        <w:tc>
+          <w:tcPr>
+            <w:tcW w:type="dxa" w:w="1656"/>
+          </w:tcPr>
+          <w:p>
+            <w:r/>
+            <w:r>
+              <w:rPr>
+                <w:rFonts w:ascii="Arial" w:hAnsi="Arial"/>
+                <w:b w:val="0"/>
+                <w:sz w:val="19"/>
+              </w:rPr>
+              <w:t>17:15–18:00</w:t>
+            </w:r>
+          </w:p>
+        </w:tc>
+        <w:tc>
+          <w:tcPr>
+            <w:tcW w:type="dxa" w:w="1296"/>
+          </w:tcPr>
+          <w:p>
+            <w:r/>
+            <w:r>
+              <w:rPr>
+                <w:rFonts w:ascii="Arial" w:hAnsi="Arial"/>
+                <w:b w:val="0"/>
+                <w:sz w:val="19"/>
+              </w:rPr>
+              <w:t>45 min</w:t>
+            </w:r>
+          </w:p>
+        </w:tc>
+        <w:tc>
+          <w:tcPr>
+            <w:tcW w:type="dxa" w:w="6840"/>
+          </w:tcPr>
+          <w:p>
+            <w:r/>
+            <w:r>
+              <w:rPr>
+                <w:rFonts w:ascii="Arial" w:hAnsi="Arial"/>
+                <w:b w:val="0"/>
+                <w:sz w:val="19"/>
+              </w:rPr>
+              <w:t>Guided practice: transport-layer worked examples (Labs 12–14)</w:t>
             </w:r>
           </w:p>
         </w:tc>
@@ -2719,7 +3701,7 @@
                 <w:b w:val="0"/>
                 <w:sz w:val="19"/>
               </w:rPr>
-              <w:t>Learning reinforcement, topic recap and reflection</w:t>
+              <w:t>Day 3 recap, learning reinforcement and Q&amp;A</w:t>
             </w:r>
           </w:p>
         </w:tc>
@@ -2815,6 +3797,59 @@
         <w:tc>
           <w:tcPr>
             <w:tcW w:type="dxa" w:w="1656"/>
+            <w:shd w:val="clear" w:color="auto" w:fill="F3F5F8"/>
+          </w:tcPr>
+          <w:p>
+            <w:r/>
+            <w:r>
+              <w:rPr>
+                <w:rFonts w:ascii="Arial" w:hAnsi="Arial"/>
+                <w:b w:val="0"/>
+                <w:sz w:val="19"/>
+              </w:rPr>
+              <w:t>9:30–9:45</w:t>
+            </w:r>
+          </w:p>
+        </w:tc>
+        <w:tc>
+          <w:tcPr>
+            <w:tcW w:type="dxa" w:w="1296"/>
+            <w:shd w:val="clear" w:color="auto" w:fill="F3F5F8"/>
+          </w:tcPr>
+          <w:p>
+            <w:r/>
+            <w:r>
+              <w:rPr>
+                <w:rFonts w:ascii="Arial" w:hAnsi="Arial"/>
+                <w:b w:val="0"/>
+                <w:sz w:val="19"/>
+              </w:rPr>
+              <w:t>15 min</w:t>
+            </w:r>
+          </w:p>
+        </w:tc>
+        <w:tc>
+          <w:tcPr>
+            <w:tcW w:type="dxa" w:w="6840"/>
+            <w:shd w:val="clear" w:color="auto" w:fill="F3F5F8"/>
+          </w:tcPr>
+          <w:p>
+            <w:r/>
+            <w:r>
+              <w:rPr>
+                <w:rFonts w:ascii="Arial" w:hAnsi="Arial"/>
+                <w:b w:val="0"/>
+                <w:sz w:val="19"/>
+              </w:rPr>
+              <w:t>Day 3 review and Day 4 objectives</w:t>
+            </w:r>
+          </w:p>
+        </w:tc>
+      </w:tr>
+      <w:tr>
+        <w:tc>
+          <w:tcPr>
+            <w:tcW w:type="dxa" w:w="1656"/>
             <w:shd w:val="clear" w:color="auto" w:fill="E8F0FE"/>
           </w:tcPr>
           <w:p>
@@ -2825,7 +3860,7 @@
                 <w:b/>
                 <w:sz w:val="19"/>
               </w:rPr>
-              <w:t>09:30–11:00</w:t>
+              <w:t>9:45–10:10</w:t>
             </w:r>
           </w:p>
         </w:tc>
@@ -2842,7 +3877,7 @@
                 <w:b w:val="0"/>
                 <w:sz w:val="19"/>
               </w:rPr>
-              <w:t>90 min</w:t>
+              <w:t>25 min</w:t>
             </w:r>
           </w:p>
         </w:tc>
@@ -2859,7 +3894,57 @@
                 <w:b/>
                 <w:sz w:val="19"/>
               </w:rPr>
-              <w:t>Concepts and demonstrations: topics 15, 16, 17, 18</w:t>
+              <w:t>Topic 15 — Traffic Graphs (concepts + demonstration)</w:t>
+            </w:r>
+          </w:p>
+        </w:tc>
+      </w:tr>
+      <w:tr>
+        <w:tc>
+          <w:tcPr>
+            <w:tcW w:type="dxa" w:w="1656"/>
+          </w:tcPr>
+          <w:p>
+            <w:r/>
+            <w:r>
+              <w:rPr>
+                <w:rFonts w:ascii="Arial" w:hAnsi="Arial"/>
+                <w:b w:val="0"/>
+                <w:sz w:val="19"/>
+              </w:rPr>
+              <w:t>10:10–11:00</w:t>
+            </w:r>
+          </w:p>
+        </w:tc>
+        <w:tc>
+          <w:tcPr>
+            <w:tcW w:type="dxa" w:w="1296"/>
+          </w:tcPr>
+          <w:p>
+            <w:r/>
+            <w:r>
+              <w:rPr>
+                <w:rFonts w:ascii="Arial" w:hAnsi="Arial"/>
+                <w:b w:val="0"/>
+                <w:sz w:val="19"/>
+              </w:rPr>
+              <w:t>50 min</w:t>
+            </w:r>
+          </w:p>
+        </w:tc>
+        <w:tc>
+          <w:tcPr>
+            <w:tcW w:type="dxa" w:w="6840"/>
+          </w:tcPr>
+          <w:p>
+            <w:r/>
+            <w:r>
+              <w:rPr>
+                <w:rFonts w:ascii="Arial" w:hAnsi="Arial"/>
+                <w:b w:val="0"/>
+                <w:sz w:val="19"/>
+              </w:rPr>
+              <w:t>Hands-on: Lab 15: Graph bytes, RTT and recovery</w:t>
             </w:r>
           </w:p>
         </w:tc>
@@ -2921,56 +4006,6 @@
         <w:tc>
           <w:tcPr>
             <w:tcW w:type="dxa" w:w="1656"/>
-          </w:tcPr>
-          <w:p>
-            <w:r/>
-            <w:r>
-              <w:rPr>
-                <w:rFonts w:ascii="Arial" w:hAnsi="Arial"/>
-                <w:b w:val="0"/>
-                <w:sz w:val="19"/>
-              </w:rPr>
-              <w:t>11:15–12:15</w:t>
-            </w:r>
-          </w:p>
-        </w:tc>
-        <w:tc>
-          <w:tcPr>
-            <w:tcW w:type="dxa" w:w="1296"/>
-          </w:tcPr>
-          <w:p>
-            <w:r/>
-            <w:r>
-              <w:rPr>
-                <w:rFonts w:ascii="Arial" w:hAnsi="Arial"/>
-                <w:b w:val="0"/>
-                <w:sz w:val="19"/>
-              </w:rPr>
-              <w:t>60 min</w:t>
-            </w:r>
-          </w:p>
-        </w:tc>
-        <w:tc>
-          <w:tcPr>
-            <w:tcW w:type="dxa" w:w="6840"/>
-          </w:tcPr>
-          <w:p>
-            <w:r/>
-            <w:r>
-              <w:rPr>
-                <w:rFonts w:ascii="Arial" w:hAnsi="Arial"/>
-                <w:b w:val="0"/>
-                <w:sz w:val="19"/>
-              </w:rPr>
-              <w:t>Lab 15: Graph bytes, RTT and recovery; Lab 16: Inspect HTTP outcomes and HTTP/2 frames; Lab 17: Compare encrypted and decrypted views; Lab 18: Produce an evidence-led incident report</w:t>
-            </w:r>
-          </w:p>
-        </w:tc>
-      </w:tr>
-      <w:tr>
-        <w:tc>
-          <w:tcPr>
-            <w:tcW w:type="dxa" w:w="1656"/>
             <w:shd w:val="clear" w:color="auto" w:fill="E8F0FE"/>
           </w:tcPr>
           <w:p>
@@ -2981,7 +4016,7 @@
                 <w:b/>
                 <w:sz w:val="19"/>
               </w:rPr>
-              <w:t>12:15–13:00</w:t>
+              <w:t>11:15–11:45</w:t>
             </w:r>
           </w:p>
         </w:tc>
@@ -2998,7 +4033,7 @@
                 <w:b w:val="0"/>
                 <w:sz w:val="19"/>
               </w:rPr>
-              <w:t>45 min</w:t>
+              <w:t>30 min</w:t>
             </w:r>
           </w:p>
         </w:tc>
@@ -3015,7 +4050,57 @@
                 <w:b/>
                 <w:sz w:val="19"/>
               </w:rPr>
-              <w:t>Evidence interpretation and worked examples</w:t>
+              <w:t>Topic 16 — HTTP and HTTP/2 Analysis (concepts + demonstration)</w:t>
+            </w:r>
+          </w:p>
+        </w:tc>
+      </w:tr>
+      <w:tr>
+        <w:tc>
+          <w:tcPr>
+            <w:tcW w:type="dxa" w:w="1656"/>
+          </w:tcPr>
+          <w:p>
+            <w:r/>
+            <w:r>
+              <w:rPr>
+                <w:rFonts w:ascii="Arial" w:hAnsi="Arial"/>
+                <w:b w:val="0"/>
+                <w:sz w:val="19"/>
+              </w:rPr>
+              <w:t>11:45–13:00</w:t>
+            </w:r>
+          </w:p>
+        </w:tc>
+        <w:tc>
+          <w:tcPr>
+            <w:tcW w:type="dxa" w:w="1296"/>
+          </w:tcPr>
+          <w:p>
+            <w:r/>
+            <w:r>
+              <w:rPr>
+                <w:rFonts w:ascii="Arial" w:hAnsi="Arial"/>
+                <w:b w:val="0"/>
+                <w:sz w:val="19"/>
+              </w:rPr>
+              <w:t>75 min</w:t>
+            </w:r>
+          </w:p>
+        </w:tc>
+        <w:tc>
+          <w:tcPr>
+            <w:tcW w:type="dxa" w:w="6840"/>
+          </w:tcPr>
+          <w:p>
+            <w:r/>
+            <w:r>
+              <w:rPr>
+                <w:rFonts w:ascii="Arial" w:hAnsi="Arial"/>
+                <w:b w:val="0"/>
+                <w:sz w:val="19"/>
+              </w:rPr>
+              <w:t>Hands-on: Lab 16: Inspect HTTP outcomes and HTTP/2 frames</w:t>
             </w:r>
           </w:p>
         </w:tc>
@@ -3068,7 +4153,60 @@
                 <w:b w:val="0"/>
                 <w:sz w:val="19"/>
               </w:rPr>
-              <w:t>Lunch</w:t>
+              <w:t>Lunch break</w:t>
+            </w:r>
+          </w:p>
+        </w:tc>
+      </w:tr>
+      <w:tr>
+        <w:tc>
+          <w:tcPr>
+            <w:tcW w:type="dxa" w:w="1656"/>
+            <w:shd w:val="clear" w:color="auto" w:fill="E8F0FE"/>
+          </w:tcPr>
+          <w:p>
+            <w:r/>
+            <w:r>
+              <w:rPr>
+                <w:rFonts w:ascii="Arial" w:hAnsi="Arial"/>
+                <w:b/>
+                <w:sz w:val="19"/>
+              </w:rPr>
+              <w:t>14:00–14:30</w:t>
+            </w:r>
+          </w:p>
+        </w:tc>
+        <w:tc>
+          <w:tcPr>
+            <w:tcW w:type="dxa" w:w="1296"/>
+            <w:shd w:val="clear" w:color="auto" w:fill="E8F0FE"/>
+          </w:tcPr>
+          <w:p>
+            <w:r/>
+            <w:r>
+              <w:rPr>
+                <w:rFonts w:ascii="Arial" w:hAnsi="Arial"/>
+                <w:b w:val="0"/>
+                <w:sz w:val="19"/>
+              </w:rPr>
+              <w:t>30 min</w:t>
+            </w:r>
+          </w:p>
+        </w:tc>
+        <w:tc>
+          <w:tcPr>
+            <w:tcW w:type="dxa" w:w="6840"/>
+            <w:shd w:val="clear" w:color="auto" w:fill="E8F0FE"/>
+          </w:tcPr>
+          <w:p>
+            <w:r/>
+            <w:r>
+              <w:rPr>
+                <w:rFonts w:ascii="Arial" w:hAnsi="Arial"/>
+                <w:b/>
+                <w:sz w:val="19"/>
+              </w:rPr>
+              <w:t>Topic 17 — TLS-Encrypted Traffic Analysis (concepts + demonstration)</w:t>
             </w:r>
           </w:p>
         </w:tc>
@@ -3086,7 +4224,7 @@
                 <w:b w:val="0"/>
                 <w:sz w:val="19"/>
               </w:rPr>
-              <w:t>14:00–15:30</w:t>
+              <w:t>14:30–15:30</w:t>
             </w:r>
           </w:p>
         </w:tc>
@@ -3102,7 +4240,7 @@
                 <w:b w:val="0"/>
                 <w:sz w:val="19"/>
               </w:rPr>
-              <w:t>90 min</w:t>
+              <w:t>60 min</w:t>
             </w:r>
           </w:p>
         </w:tc>
@@ -3118,7 +4256,7 @@
                 <w:b w:val="0"/>
                 <w:sz w:val="19"/>
               </w:rPr>
-              <w:t>Continue labs: Lab 15: Graph bytes, RTT and recovery; Lab 16: Inspect HTTP outcomes and HTTP/2 frames; Lab 17: Compare encrypted and decrypted views; Lab 18: Produce an evidence-led incident report</w:t>
+              <w:t>Hands-on: Lab 17: Compare encrypted and decrypted views</w:t>
             </w:r>
           </w:p>
         </w:tc>
@@ -3190,7 +4328,7 @@
                 <w:b/>
                 <w:sz w:val="19"/>
               </w:rPr>
-              <w:t>15:45–16:30</w:t>
+              <w:t>15:45–16:15</w:t>
             </w:r>
           </w:p>
         </w:tc>
@@ -3207,7 +4345,7 @@
                 <w:b w:val="0"/>
                 <w:sz w:val="19"/>
               </w:rPr>
-              <w:t>45 min</w:t>
+              <w:t>30 min</w:t>
             </w:r>
           </w:p>
         </w:tc>
@@ -3224,7 +4362,7 @@
                 <w:b/>
                 <w:sz w:val="19"/>
               </w:rPr>
-              <w:t>Worked examples and topic synthesis</w:t>
+              <w:t>Topic 18 — Ten Troubleshooting Steps and Reporting (concepts + demonstration)</w:t>
             </w:r>
           </w:p>
         </w:tc>
@@ -3242,7 +4380,7 @@
                 <w:b w:val="0"/>
                 <w:sz w:val="19"/>
               </w:rPr>
-              <w:t>16:30–18:00</w:t>
+              <w:t>16:15–17:30</w:t>
             </w:r>
           </w:p>
         </w:tc>
@@ -3258,7 +4396,7 @@
                 <w:b w:val="0"/>
                 <w:sz w:val="19"/>
               </w:rPr>
-              <w:t>90 min</w:t>
+              <w:t>75 min</w:t>
             </w:r>
           </w:p>
         </w:tc>
@@ -3274,7 +4412,57 @@
                 <w:b w:val="0"/>
                 <w:sz w:val="19"/>
               </w:rPr>
-              <w:t>Complete lab investigations and findings</w:t>
+              <w:t>Hands-on: Lab 18: Produce an evidence-led incident report</w:t>
+            </w:r>
+          </w:p>
+        </w:tc>
+      </w:tr>
+      <w:tr>
+        <w:tc>
+          <w:tcPr>
+            <w:tcW w:type="dxa" w:w="1656"/>
+          </w:tcPr>
+          <w:p>
+            <w:r/>
+            <w:r>
+              <w:rPr>
+                <w:rFonts w:ascii="Arial" w:hAnsi="Arial"/>
+                <w:b w:val="0"/>
+                <w:sz w:val="19"/>
+              </w:rPr>
+              <w:t>17:30–18:00</w:t>
+            </w:r>
+          </w:p>
+        </w:tc>
+        <w:tc>
+          <w:tcPr>
+            <w:tcW w:type="dxa" w:w="1296"/>
+          </w:tcPr>
+          <w:p>
+            <w:r/>
+            <w:r>
+              <w:rPr>
+                <w:rFonts w:ascii="Arial" w:hAnsi="Arial"/>
+                <w:b w:val="0"/>
+                <w:sz w:val="19"/>
+              </w:rPr>
+              <w:t>30 min</w:t>
+            </w:r>
+          </w:p>
+        </w:tc>
+        <w:tc>
+          <w:tcPr>
+            <w:tcW w:type="dxa" w:w="6840"/>
+          </w:tcPr>
+          <w:p>
+            <w:r/>
+            <w:r>
+              <w:rPr>
+                <w:rFonts w:ascii="Arial" w:hAnsi="Arial"/>
+                <w:b w:val="0"/>
+                <w:sz w:val="19"/>
+              </w:rPr>
+              <w:t>Synthesis: present your evidence-led incident report findings</w:t>
             </w:r>
           </w:p>
         </w:tc>
@@ -3327,7 +4515,7 @@
                 <w:b w:val="0"/>
                 <w:sz w:val="19"/>
               </w:rPr>
-              <w:t>Learning reinforcement, topic recap and reflection</w:t>
+              <w:t>Course recap, next steps and Q&amp;A</w:t>
             </w:r>
           </w:p>
         </w:tc>

--- a/courseware/LP-Wireshark Network Analysis Masterclass (C1123).docx
+++ b/courseware/LP-Wireshark Network Analysis Masterclass (C1123).docx
@@ -179,7 +179,7 @@
           <w:color w:val="1F6FEB"/>
           <w:sz w:val="24"/>
         </w:rPr>
-        <w:t>Version 5.0</w:t>
+        <w:t>Version 5.1</w:t>
       </w:r>
     </w:p>
     <w:p>
@@ -381,6 +381,64 @@
                 <w:sz w:val="19"/>
               </w:rPr>
               <w:t>Deck rebuilt on the house non-WSQ engine (C735 design system): full admin opener, core-concepts section, reference diagrams re-presented as captioned visuals, TShark evidence visuals per lab, per-topic schedule with day dividers and breaks.</w:t>
+            </w:r>
+          </w:p>
+        </w:tc>
+        <w:tc>
+          <w:tcPr>
+            <w:tcW w:type="dxa" w:w="2160"/>
+          </w:tcPr>
+          <w:p>
+            <w:r/>
+            <w:r>
+              <w:rPr>
+                <w:sz w:val="19"/>
+              </w:rPr>
+              <w:t>Dr. Alfred Ang</w:t>
+            </w:r>
+          </w:p>
+        </w:tc>
+      </w:tr>
+      <w:tr>
+        <w:tc>
+          <w:tcPr>
+            <w:tcW w:type="dxa" w:w="2160"/>
+          </w:tcPr>
+          <w:p>
+            <w:r/>
+            <w:r>
+              <w:rPr>
+                <w:sz w:val="19"/>
+              </w:rPr>
+              <w:t>5.1</w:t>
+            </w:r>
+          </w:p>
+        </w:tc>
+        <w:tc>
+          <w:tcPr>
+            <w:tcW w:type="dxa" w:w="2160"/>
+          </w:tcPr>
+          <w:p>
+            <w:r/>
+            <w:r>
+              <w:rPr>
+                <w:sz w:val="19"/>
+              </w:rPr>
+              <w:t>5 October 2026</w:t>
+            </w:r>
+          </w:p>
+        </w:tc>
+        <w:tc>
+          <w:tcPr>
+            <w:tcW w:type="dxa" w:w="2160"/>
+          </w:tcPr>
+          <w:p>
+            <w:r/>
+            <w:r>
+              <w:rPr>
+                <w:sz w:val="19"/>
+              </w:rPr>
+              <w:t>Lab step slides replaced by scenario + summary slides (full steps in the LG and new per-lab instruction MD/PDF). About 40 new concept slides with visuals drawn from the lab captures; DHCP, NAT, IPv6, TShark, security patterns and baselining added from external sources. Per-lab scenario tickets, findings templates, TShark equivalents and optional extensions.</w:t>
             </w:r>
           </w:p>
         </w:tc>
